--- a/docs/latex/specs/clinerules-agents/clinerules-agents-spec-apple.docx
+++ b/docs/latex/specs/clinerules-agents/clinerules-agents-spec-apple.docx
@@ -5129,7 +5129,7 @@
     <w:bookmarkEnd w:id="59"/>
     <w:bookmarkEnd w:id="60"/>
     <w:bookmarkEnd w:id="61"/>
-    <w:bookmarkStart w:id="79" w:name="ch:spec-drift-agent"/>
+    <w:bookmarkStart w:id="80" w:name="ch:spec-drift-agent"/>
     <w:p>
       <w:pPr>
         <w:pStyle w:val="Heading1"/>
@@ -5747,7 +5747,7 @@
     <w:bookmarkEnd w:id="65"/>
     <w:bookmarkEnd w:id="66"/>
     <w:bookmarkEnd w:id="67"/>
-    <w:bookmarkStart w:id="69" w:name="sec:drift-types"/>
+    <w:bookmarkStart w:id="70" w:name="sec:drift-types"/>
     <w:p>
       <w:pPr>
         <w:pStyle w:val="Heading2"/>
@@ -6142,10 +6142,221 @@
           </w:p>
         </w:tc>
       </w:tr>
+      <w:tr>
+        <w:tc>
+          <w:tcPr/>
+          <w:p>
+            <w:pPr>
+              <w:pStyle w:val="Compact"/>
+              <w:jc w:val="left"/>
+            </w:pPr>
+            <w:r>
+              <w:t xml:space="preserve">DRIFT-009</w:t>
+            </w:r>
+          </w:p>
+        </w:tc>
+        <w:tc>
+          <w:tcPr/>
+          <w:p>
+            <w:pPr>
+              <w:pStyle w:val="Compact"/>
+              <w:jc w:val="left"/>
+            </w:pPr>
+            <w:r>
+              <w:t xml:space="preserve">CRITICAL/HIGH</w:t>
+            </w:r>
+          </w:p>
+        </w:tc>
+        <w:tc>
+          <w:tcPr/>
+          <w:p>
+            <w:pPr>
+              <w:pStyle w:val="Compact"/>
+              <w:jc w:val="left"/>
+            </w:pPr>
+            <w:r>
+              <w:t xml:space="preserve">Text-to-SQL Schema Drift: HANA schema changed without training data update</w:t>
+            </w:r>
+          </w:p>
+        </w:tc>
+      </w:tr>
+      <w:tr>
+        <w:tc>
+          <w:tcPr/>
+          <w:p>
+            <w:pPr>
+              <w:pStyle w:val="Compact"/>
+              <w:jc w:val="left"/>
+            </w:pPr>
+            <w:r>
+              <w:t xml:space="preserve">DRIFT-010</w:t>
+            </w:r>
+          </w:p>
+        </w:tc>
+        <w:tc>
+          <w:tcPr/>
+          <w:p>
+            <w:pPr>
+              <w:pStyle w:val="Compact"/>
+              <w:jc w:val="left"/>
+            </w:pPr>
+            <w:r>
+              <w:t xml:space="preserve">HIGH/MEDIUM</w:t>
+            </w:r>
+          </w:p>
+        </w:tc>
+        <w:tc>
+          <w:tcPr/>
+          <w:p>
+            <w:pPr>
+              <w:pStyle w:val="Compact"/>
+              <w:jc w:val="left"/>
+            </w:pPr>
+            <w:r>
+              <w:t xml:space="preserve">Text-to-SQL Semantic Drift: Prompt intent no longer aligns with SQL output</w:t>
+            </w:r>
+          </w:p>
+        </w:tc>
+      </w:tr>
     </w:tbl>
     <w:bookmarkEnd w:id="68"/>
+    <w:bookmarkStart w:id="69" w:name="X8e7353f702d62fe48b0b855952f5545ba13d1e4"/>
+    <w:p>
+      <w:pPr>
+        <w:pStyle w:val="Heading3"/>
+      </w:pPr>
+      <w:r>
+        <w:t xml:space="preserve">Text-to-SQL Drift Types (DRIFT-009, DRIFT-010)</w:t>
+      </w:r>
+    </w:p>
+    <w:p>
+      <w:pPr>
+        <w:pStyle w:val="FirstParagraph"/>
+      </w:pPr>
+      <w:r>
+        <w:t xml:space="preserve">Text-to-SQL pipelines require specialized drift detection due to the three-way</w:t>
+      </w:r>
+      <w:r>
+        <w:t xml:space="preserve"> </w:t>
+      </w:r>
+      <w:r>
+        <w:t xml:space="preserve">relationship between HANA schemas, natural language prompts, and generated SQL.</w:t>
+      </w:r>
+      <w:r>
+        <w:t xml:space="preserve"> </w:t>
+      </w:r>
+      <w:r>
+        <w:t xml:space="preserve">See Chapter 18 of the Simula specification for complete details.</w:t>
+      </w:r>
+    </w:p>
+    <w:p>
+      <w:pPr>
+        <w:pStyle w:val="DefinitionTerm"/>
+      </w:pPr>
+      <w:r>
+        <w:t xml:space="preserve">DRIFT-009: Text-to-SQL Schema Drift</w:t>
+      </w:r>
+    </w:p>
+    <w:p>
+      <w:pPr>
+        <w:pStyle w:val="Definition"/>
+      </w:pPr>
+      <w:r>
+        <w:t xml:space="preserve">Triggered when HANA Cloud schema</w:t>
+      </w:r>
+      <w:r>
+        <w:t xml:space="preserve"> </w:t>
+      </w:r>
+      <w:r>
+        <w:t xml:space="preserve">changes (column additions, removals, type changes) are not reflected in</w:t>
+      </w:r>
+      <w:r>
+        <w:t xml:space="preserve"> </w:t>
+      </w:r>
+      <w:r>
+        <w:t xml:space="preserve">training data within the staleness threshold (default: 7 days). This drift</w:t>
+      </w:r>
+      <w:r>
+        <w:t xml:space="preserve"> </w:t>
+      </w:r>
+      <w:r>
+        <w:t xml:space="preserve">type maps to TTS-DRIFT-001 in the Simula specification.</w:t>
+      </w:r>
+    </w:p>
+    <w:p>
+      <w:pPr>
+        <w:pStyle w:val="DefinitionTerm"/>
+      </w:pPr>
+      <w:r>
+        <w:t xml:space="preserve">DRIFT-010: Text-to-SQL Semantic Drift</w:t>
+      </w:r>
+    </w:p>
+    <w:p>
+      <w:pPr>
+        <w:pStyle w:val="Definition"/>
+      </w:pPr>
+      <w:r>
+        <w:t xml:space="preserve">Triggered when the semantic</w:t>
+      </w:r>
+      <w:r>
+        <w:t xml:space="preserve"> </w:t>
+      </w:r>
+      <w:r>
+        <w:t xml:space="preserve">alignment between user prompts and generated SQL degrades below threshold</w:t>
+      </w:r>
+      <w:r>
+        <w:t xml:space="preserve"> </w:t>
+      </w:r>
+      <w:r>
+        <w:t xml:space="preserve">(SAS</w:t>
+      </w:r>
+      <w:r>
+        <w:t xml:space="preserve"> </w:t>
+      </w:r>
+      <m:oMath>
+        <m:r>
+          <m:rPr>
+            <m:sty m:val="p"/>
+          </m:rPr>
+          <m:t>&lt;</m:t>
+        </m:r>
+        <m:r>
+          <m:t>0.80</m:t>
+        </m:r>
+      </m:oMath>
+      <w:r>
+        <w:t xml:space="preserve">). This includes terminology drift where user vocabulary</w:t>
+      </w:r>
+      <w:r>
+        <w:t xml:space="preserve"> </w:t>
+      </w:r>
+      <w:r>
+        <w:t xml:space="preserve">diverges from schema terminology. Maps to TTS-DRIFT-003 and TTS-DRIFT-004.</w:t>
+      </w:r>
+    </w:p>
+    <w:p>
+      <w:pPr>
+        <w:pStyle w:val="FirstParagraph"/>
+      </w:pPr>
+      <w:r>
+        <w:t xml:space="preserve">The TTS drift detection framework includes 12 metrics (TTS-M01 to TTS-M12) and</w:t>
+      </w:r>
+      <w:r>
+        <w:t xml:space="preserve"> </w:t>
+      </w:r>
+      <w:r>
+        <w:t xml:space="preserve">a composite TTS-EVAL score. For full metric definitions, thresholds, and</w:t>
+      </w:r>
+      <w:r>
+        <w:t xml:space="preserve"> </w:t>
+      </w:r>
+      <w:r>
+        <w:t xml:space="preserve">calculation formulas, see:</w:t>
+      </w:r>
+    </w:p>
     <w:bookmarkEnd w:id="69"/>
-    <w:bookmarkStart w:id="73" w:name="sec:enforcement"/>
+    <w:bookmarkEnd w:id="70"/>
+    <w:bookmarkStart w:id="74" w:name="sec:enforcement"/>
     <w:p>
       <w:pPr>
         <w:pStyle w:val="Heading2"/>
@@ -6186,7 +6397,7 @@
         <w:t xml:space="preserve">No single mechanism is sufficient.</w:t>
       </w:r>
     </w:p>
-    <w:bookmarkStart w:id="70" w:name="layer-1-cicd-enforcement-mandatory"/>
+    <w:bookmarkStart w:id="71" w:name="layer-1-cicd-enforcement-mandatory"/>
     <w:p>
       <w:pPr>
         <w:pStyle w:val="Heading3"/>
@@ -6375,7 +6586,7 @@
       <w:pPr>
         <w:numPr>
           <w:ilvl w:val="0"/>
-          <w:numId w:val="1030"/>
+          <w:numId w:val="1031"/>
         </w:numPr>
       </w:pPr>
       <w:r>
@@ -6386,7 +6597,7 @@
       <w:pPr>
         <w:numPr>
           <w:ilvl w:val="0"/>
-          <w:numId w:val="1030"/>
+          <w:numId w:val="1031"/>
         </w:numPr>
       </w:pPr>
       <w:r>
@@ -6397,7 +6608,7 @@
       <w:pPr>
         <w:numPr>
           <w:ilvl w:val="0"/>
-          <w:numId w:val="1030"/>
+          <w:numId w:val="1031"/>
         </w:numPr>
       </w:pPr>
       <w:r>
@@ -6408,15 +6619,15 @@
       <w:pPr>
         <w:numPr>
           <w:ilvl w:val="0"/>
-          <w:numId w:val="1030"/>
+          <w:numId w:val="1031"/>
         </w:numPr>
       </w:pPr>
       <w:r>
         <w:t xml:space="preserve">All PRs are audited regardless of local setup</w:t>
       </w:r>
     </w:p>
-    <w:bookmarkEnd w:id="70"/>
-    <w:bookmarkStart w:id="71" w:name="Xe142003769280fe5cbf5ad17ce62612ba2362fe"/>
+    <w:bookmarkEnd w:id="71"/>
+    <w:bookmarkStart w:id="72" w:name="Xe142003769280fe5cbf5ad17ce62612ba2362fe"/>
     <w:p>
       <w:pPr>
         <w:pStyle w:val="Heading3"/>
@@ -6487,7 +6698,7 @@
       <w:pPr>
         <w:numPr>
           <w:ilvl w:val="0"/>
-          <w:numId w:val="1031"/>
+          <w:numId w:val="1032"/>
         </w:numPr>
       </w:pPr>
       <w:r>
@@ -6498,7 +6709,7 @@
       <w:pPr>
         <w:numPr>
           <w:ilvl w:val="0"/>
-          <w:numId w:val="1031"/>
+          <w:numId w:val="1032"/>
         </w:numPr>
       </w:pPr>
       <w:r>
@@ -6518,15 +6729,15 @@
       <w:pPr>
         <w:numPr>
           <w:ilvl w:val="0"/>
-          <w:numId w:val="1031"/>
+          <w:numId w:val="1032"/>
         </w:numPr>
       </w:pPr>
       <w:r>
         <w:t xml:space="preserve">It improves developer experience but doesn’t guarantee compliance</w:t>
       </w:r>
     </w:p>
-    <w:bookmarkEnd w:id="71"/>
-    <w:bookmarkStart w:id="72" w:name="layer-3-manual-audit-commands-on-demand"/>
+    <w:bookmarkEnd w:id="72"/>
+    <w:bookmarkStart w:id="73" w:name="layer-3-manual-audit-commands-on-demand"/>
     <w:p>
       <w:pPr>
         <w:pStyle w:val="Heading3"/>
@@ -6623,9 +6834,9 @@
         <w:t xml:space="preserve"> audit-spec-drift-quick</w:t>
       </w:r>
     </w:p>
-    <w:bookmarkEnd w:id="72"/>
     <w:bookmarkEnd w:id="73"/>
-    <w:bookmarkStart w:id="74" w:name="sec:onboarding"/>
+    <w:bookmarkEnd w:id="74"/>
+    <w:bookmarkStart w:id="75" w:name="sec:onboarding"/>
     <w:p>
       <w:pPr>
         <w:pStyle w:val="Heading2"/>
@@ -6646,7 +6857,7 @@
       <w:pPr>
         <w:numPr>
           <w:ilvl w:val="0"/>
-          <w:numId w:val="1032"/>
+          <w:numId w:val="1033"/>
         </w:numPr>
       </w:pPr>
       <w:r>
@@ -6664,7 +6875,7 @@
       <w:pPr>
         <w:numPr>
           <w:ilvl w:val="0"/>
-          <w:numId w:val="1032"/>
+          <w:numId w:val="1033"/>
         </w:numPr>
       </w:pPr>
       <w:r>
@@ -6691,7 +6902,7 @@
       <w:pPr>
         <w:numPr>
           <w:ilvl w:val="0"/>
-          <w:numId w:val="1032"/>
+          <w:numId w:val="1033"/>
         </w:numPr>
       </w:pPr>
       <w:r>
@@ -6718,7 +6929,7 @@
       <w:pPr>
         <w:numPr>
           <w:ilvl w:val="0"/>
-          <w:numId w:val="1032"/>
+          <w:numId w:val="1033"/>
         </w:numPr>
       </w:pPr>
       <w:r>
@@ -6770,8 +6981,8 @@
         <w:t xml:space="preserve">(Layer 1) will catch any drift when they create a pull request.</w:t>
       </w:r>
     </w:p>
-    <w:bookmarkEnd w:id="74"/>
-    <w:bookmarkStart w:id="75" w:name="sec:traceability"/>
+    <w:bookmarkEnd w:id="75"/>
+    <w:bookmarkStart w:id="76" w:name="sec:traceability"/>
     <w:p>
       <w:pPr>
         <w:pStyle w:val="Heading2"/>
@@ -6954,8 +7165,8 @@
         <w:t xml:space="preserve">files as potentially requiring updates.</w:t>
       </w:r>
     </w:p>
-    <w:bookmarkEnd w:id="75"/>
-    <w:bookmarkStart w:id="76" w:name="sec:exceptions"/>
+    <w:bookmarkEnd w:id="76"/>
+    <w:bookmarkStart w:id="77" w:name="sec:exceptions"/>
     <w:p>
       <w:pPr>
         <w:pStyle w:val="Heading2"/>
@@ -7098,7 +7309,7 @@
       <w:pPr>
         <w:numPr>
           <w:ilvl w:val="0"/>
-          <w:numId w:val="1033"/>
+          <w:numId w:val="1034"/>
         </w:numPr>
       </w:pPr>
       <w:r>
@@ -7109,7 +7320,7 @@
       <w:pPr>
         <w:numPr>
           <w:ilvl w:val="0"/>
-          <w:numId w:val="1033"/>
+          <w:numId w:val="1034"/>
         </w:numPr>
       </w:pPr>
       <w:r>
@@ -7120,7 +7331,7 @@
       <w:pPr>
         <w:numPr>
           <w:ilvl w:val="0"/>
-          <w:numId w:val="1033"/>
+          <w:numId w:val="1034"/>
         </w:numPr>
       </w:pPr>
       <w:r>
@@ -7131,15 +7342,15 @@
       <w:pPr>
         <w:numPr>
           <w:ilvl w:val="0"/>
-          <w:numId w:val="1033"/>
+          <w:numId w:val="1034"/>
         </w:numPr>
       </w:pPr>
       <w:r>
         <w:t xml:space="preserve">Permanent exceptions require Architecture Review Board approval</w:t>
       </w:r>
     </w:p>
-    <w:bookmarkEnd w:id="76"/>
-    <w:bookmarkStart w:id="77" w:name="minimum-acceptance-criteria"/>
+    <w:bookmarkEnd w:id="77"/>
+    <w:bookmarkStart w:id="78" w:name="minimum-acceptance-criteria"/>
     <w:p>
       <w:pPr>
         <w:pStyle w:val="Heading2"/>
@@ -7160,7 +7371,7 @@
       <w:pPr>
         <w:numPr>
           <w:ilvl w:val="0"/>
-          <w:numId w:val="1034"/>
+          <w:numId w:val="1035"/>
         </w:numPr>
       </w:pPr>
       <w:r>
@@ -7181,7 +7392,7 @@
       <w:pPr>
         <w:numPr>
           <w:ilvl w:val="0"/>
-          <w:numId w:val="1034"/>
+          <w:numId w:val="1035"/>
         </w:numPr>
       </w:pPr>
       <w:r>
@@ -7202,7 +7413,7 @@
       <w:pPr>
         <w:numPr>
           <w:ilvl w:val="0"/>
-          <w:numId w:val="1034"/>
+          <w:numId w:val="1035"/>
         </w:numPr>
       </w:pPr>
       <w:r>
@@ -7223,7 +7434,7 @@
       <w:pPr>
         <w:numPr>
           <w:ilvl w:val="0"/>
-          <w:numId w:val="1034"/>
+          <w:numId w:val="1035"/>
         </w:numPr>
       </w:pPr>
       <w:r>
@@ -7244,7 +7455,7 @@
       <w:pPr>
         <w:numPr>
           <w:ilvl w:val="0"/>
-          <w:numId w:val="1034"/>
+          <w:numId w:val="1035"/>
         </w:numPr>
       </w:pPr>
       <w:r>
@@ -7265,7 +7476,7 @@
       <w:pPr>
         <w:numPr>
           <w:ilvl w:val="0"/>
-          <w:numId w:val="1034"/>
+          <w:numId w:val="1035"/>
         </w:numPr>
       </w:pPr>
       <w:r>
@@ -7282,8 +7493,8 @@
         <w:t xml:space="preserve">reference the traceability registry</w:t>
       </w:r>
     </w:p>
-    <w:bookmarkEnd w:id="77"/>
-    <w:bookmarkStart w:id="78" w:name="sec:guarantee"/>
+    <w:bookmarkEnd w:id="78"/>
+    <w:bookmarkStart w:id="79" w:name="sec:guarantee"/>
     <w:p>
       <w:pPr>
         <w:pStyle w:val="Heading2"/>
@@ -7320,7 +7531,7 @@
       <w:pPr>
         <w:numPr>
           <w:ilvl w:val="0"/>
-          <w:numId w:val="1035"/>
+          <w:numId w:val="1036"/>
         </w:numPr>
       </w:pPr>
       <w:r>
@@ -7368,55 +7579,55 @@
       <w:pPr>
         <w:numPr>
           <w:ilvl w:val="1"/>
+          <w:numId w:val="1037"/>
+        </w:numPr>
+      </w:pPr>
+      <w:r>
+        <w:t xml:space="preserve">Require status checks to pass before merging</w:t>
+      </w:r>
+    </w:p>
+    <w:p>
+      <w:pPr>
+        <w:numPr>
+          <w:ilvl w:val="1"/>
+          <w:numId w:val="1037"/>
+        </w:numPr>
+      </w:pPr>
+      <w:r>
+        <w:t xml:space="preserve">Add</w:t>
+      </w:r>
+      <w:r>
+        <w:t xml:space="preserve"> </w:t>
+      </w:r>
+      <w:r>
+        <w:rPr>
+          <w:rStyle w:val="VerbatimChar"/>
+        </w:rPr>
+        <w:t xml:space="preserve">spec-drift-audit</w:t>
+      </w:r>
+      <w:r>
+        <w:t xml:space="preserve"> </w:t>
+      </w:r>
+      <w:r>
+        <w:t xml:space="preserve">as a required status check</w:t>
+      </w:r>
+    </w:p>
+    <w:p>
+      <w:pPr>
+        <w:numPr>
+          <w:ilvl w:val="1"/>
+          <w:numId w:val="1037"/>
+        </w:numPr>
+      </w:pPr>
+      <w:r>
+        <w:t xml:space="preserve">Disable force pushes and branch deletion</w:t>
+      </w:r>
+    </w:p>
+    <w:p>
+      <w:pPr>
+        <w:numPr>
+          <w:ilvl w:val="0"/>
           <w:numId w:val="1036"/>
-        </w:numPr>
-      </w:pPr>
-      <w:r>
-        <w:t xml:space="preserve">Require status checks to pass before merging</w:t>
-      </w:r>
-    </w:p>
-    <w:p>
-      <w:pPr>
-        <w:numPr>
-          <w:ilvl w:val="1"/>
-          <w:numId w:val="1036"/>
-        </w:numPr>
-      </w:pPr>
-      <w:r>
-        <w:t xml:space="preserve">Add</w:t>
-      </w:r>
-      <w:r>
-        <w:t xml:space="preserve"> </w:t>
-      </w:r>
-      <w:r>
-        <w:rPr>
-          <w:rStyle w:val="VerbatimChar"/>
-        </w:rPr>
-        <w:t xml:space="preserve">spec-drift-audit</w:t>
-      </w:r>
-      <w:r>
-        <w:t xml:space="preserve"> </w:t>
-      </w:r>
-      <w:r>
-        <w:t xml:space="preserve">as a required status check</w:t>
-      </w:r>
-    </w:p>
-    <w:p>
-      <w:pPr>
-        <w:numPr>
-          <w:ilvl w:val="1"/>
-          <w:numId w:val="1036"/>
-        </w:numPr>
-      </w:pPr>
-      <w:r>
-        <w:t xml:space="preserve">Disable force pushes and branch deletion</w:t>
-      </w:r>
-    </w:p>
-    <w:p>
-      <w:pPr>
-        <w:numPr>
-          <w:ilvl w:val="0"/>
-          <w:numId w:val="1035"/>
         </w:numPr>
       </w:pPr>
       <w:r>
@@ -7434,7 +7645,7 @@
       <w:pPr>
         <w:numPr>
           <w:ilvl w:val="1"/>
-          <w:numId w:val="1037"/>
+          <w:numId w:val="1038"/>
         </w:numPr>
       </w:pPr>
       <w:r>
@@ -7445,7 +7656,7 @@
       <w:pPr>
         <w:numPr>
           <w:ilvl w:val="1"/>
-          <w:numId w:val="1037"/>
+          <w:numId w:val="1038"/>
         </w:numPr>
       </w:pPr>
       <w:r>
@@ -7456,7 +7667,7 @@
       <w:pPr>
         <w:numPr>
           <w:ilvl w:val="1"/>
-          <w:numId w:val="1037"/>
+          <w:numId w:val="1038"/>
         </w:numPr>
       </w:pPr>
       <w:r>
@@ -7467,7 +7678,7 @@
       <w:pPr>
         <w:numPr>
           <w:ilvl w:val="0"/>
-          <w:numId w:val="1035"/>
+          <w:numId w:val="1036"/>
         </w:numPr>
       </w:pPr>
       <w:r>
@@ -7488,7 +7699,7 @@
       <w:pPr>
         <w:numPr>
           <w:ilvl w:val="1"/>
-          <w:numId w:val="1038"/>
+          <w:numId w:val="1039"/>
         </w:numPr>
       </w:pPr>
       <w:r>
@@ -7499,7 +7710,7 @@
       <w:pPr>
         <w:numPr>
           <w:ilvl w:val="1"/>
-          <w:numId w:val="1038"/>
+          <w:numId w:val="1039"/>
         </w:numPr>
       </w:pPr>
       <w:r>
@@ -7510,7 +7721,7 @@
       <w:pPr>
         <w:numPr>
           <w:ilvl w:val="1"/>
-          <w:numId w:val="1038"/>
+          <w:numId w:val="1039"/>
         </w:numPr>
       </w:pPr>
       <w:r>
@@ -7601,9 +7812,9 @@
         <w:t xml:space="preserve">Add rule.</w:t>
       </w:r>
     </w:p>
-    <w:bookmarkEnd w:id="78"/>
     <w:bookmarkEnd w:id="79"/>
-    <w:bookmarkStart w:id="98" w:name="ch:swarm"/>
+    <w:bookmarkEnd w:id="80"/>
+    <w:bookmarkStart w:id="99" w:name="ch:swarm"/>
     <w:p>
       <w:pPr>
         <w:pStyle w:val="Heading1"/>
@@ -7612,7 +7823,7 @@
         <w:t xml:space="preserve">Swarm Delivery Model</w:t>
       </w:r>
     </w:p>
-    <w:bookmarkStart w:id="80" w:name="objective"/>
+    <w:bookmarkStart w:id="81" w:name="objective"/>
     <w:p>
       <w:pPr>
         <w:pStyle w:val="Heading2"/>
@@ -7641,8 +7852,8 @@
         <w:t xml:space="preserve">across agents with different scopes and control surfaces.</w:t>
       </w:r>
     </w:p>
-    <w:bookmarkEnd w:id="80"/>
-    <w:bookmarkStart w:id="81" w:name="swarm-roles"/>
+    <w:bookmarkEnd w:id="81"/>
+    <w:bookmarkStart w:id="82" w:name="swarm-roles"/>
     <w:p>
       <w:pPr>
         <w:pStyle w:val="Heading2"/>
@@ -7758,8 +7969,8 @@
         <w:br/>
       </w:r>
     </w:p>
-    <w:bookmarkEnd w:id="81"/>
-    <w:bookmarkStart w:id="86" w:name="interaction-model"/>
+    <w:bookmarkEnd w:id="82"/>
+    <w:bookmarkStart w:id="87" w:name="interaction-model"/>
     <w:p>
       <w:pPr>
         <w:pStyle w:val="Heading2"/>
@@ -7768,7 +7979,7 @@
         <w:t xml:space="preserve">Interaction model</w:t>
       </w:r>
     </w:p>
-    <w:bookmarkStart w:id="85" w:name="fig:swarm"/>
+    <w:bookmarkStart w:id="86" w:name="fig:swarm"/>
     <w:p>
       <w:pPr>
         <w:pStyle w:val="CaptionedFigure"/>
@@ -7778,18 +7989,18 @@
           <wp:inline>
             <wp:extent cx="3733800" cy="3447064"/>
             <wp:effectExtent b="0" l="0" r="0" t="0"/>
-            <wp:docPr descr="" title="" id="83" name="Picture"/>
+            <wp:docPr descr="" title="" id="84" name="Picture"/>
             <a:graphic>
               <a:graphicData uri="http://schemas.openxmlformats.org/drawingml/2006/picture">
                 <pic:pic>
                   <pic:nvPicPr>
-                    <pic:cNvPr descr="diagrams/swarm.png" id="84" name="Picture"/>
+                    <pic:cNvPr descr="diagrams/swarm.png" id="85" name="Picture"/>
                     <pic:cNvPicPr>
                       <a:picLocks noChangeArrowheads="1" noChangeAspect="1"/>
                     </pic:cNvPicPr>
                   </pic:nvPicPr>
                   <pic:blipFill>
-                    <a:blip r:embed="rId82"/>
+                    <a:blip r:embed="rId83"/>
                     <a:stretch>
                       <a:fillRect/>
                     </a:stretch>
@@ -7824,9 +8035,9 @@
         <w:t xml:space="preserve">Minimum swarm for governed spec delivery.</w:t>
       </w:r>
     </w:p>
-    <w:bookmarkEnd w:id="85"/>
     <w:bookmarkEnd w:id="86"/>
-    <w:bookmarkStart w:id="95" w:name="sec:inter-agent-signaling"/>
+    <w:bookmarkEnd w:id="87"/>
+    <w:bookmarkStart w:id="96" w:name="sec:inter-agent-signaling"/>
     <w:p>
       <w:pPr>
         <w:pStyle w:val="Heading2"/>
@@ -7861,7 +8072,7 @@
         <w:t xml:space="preserve">and prevents tight coupling between agent implementations.</w:t>
       </w:r>
     </w:p>
-    <w:bookmarkStart w:id="88" w:name="signal-types"/>
+    <w:bookmarkStart w:id="89" w:name="signal-types"/>
     <w:p>
       <w:pPr>
         <w:pStyle w:val="Heading3"/>
@@ -7870,7 +8081,7 @@
         <w:t xml:space="preserve">Signal types</w:t>
       </w:r>
     </w:p>
-    <w:bookmarkStart w:id="87" w:name="tab:signal-types"/>
+    <w:bookmarkStart w:id="88" w:name="tab:signal-types"/>
     <w:p>
       <w:pPr>
         <w:pStyle w:val="TableCaption"/>
@@ -8097,9 +8308,9 @@
         </w:tc>
       </w:tr>
     </w:tbl>
-    <w:bookmarkEnd w:id="87"/>
     <w:bookmarkEnd w:id="88"/>
-    <w:bookmarkStart w:id="90" w:name="blocking-signals"/>
+    <w:bookmarkEnd w:id="89"/>
+    <w:bookmarkStart w:id="91" w:name="blocking-signals"/>
     <w:p>
       <w:pPr>
         <w:pStyle w:val="Heading3"/>
@@ -8122,7 +8333,7 @@
         <w:t xml:space="preserve">or deployment should be halted:</w:t>
       </w:r>
     </w:p>
-    <w:bookmarkStart w:id="89" w:name="tab:blocking-signals"/>
+    <w:bookmarkStart w:id="90" w:name="tab:blocking-signals"/>
     <w:p>
       <w:pPr>
         <w:pStyle w:val="TableCaption"/>
@@ -8246,7 +8457,7 @@
         </w:tc>
       </w:tr>
     </w:tbl>
-    <w:bookmarkEnd w:id="89"/>
+    <w:bookmarkEnd w:id="90"/>
     <w:p>
       <w:pPr>
         <w:pStyle w:val="BodyText"/>
@@ -8320,8 +8531,8 @@
         <w:t xml:space="preserve">}</w:t>
       </w:r>
     </w:p>
-    <w:bookmarkEnd w:id="90"/>
-    <w:bookmarkStart w:id="91" w:name="state-validation-signals"/>
+    <w:bookmarkEnd w:id="91"/>
+    <w:bookmarkStart w:id="92" w:name="state-validation-signals"/>
     <w:p>
       <w:pPr>
         <w:pStyle w:val="Heading3"/>
@@ -8348,7 +8559,7 @@
       <w:pPr>
         <w:numPr>
           <w:ilvl w:val="0"/>
-          <w:numId w:val="1039"/>
+          <w:numId w:val="1040"/>
         </w:numPr>
       </w:pPr>
       <w:r>
@@ -8359,7 +8570,7 @@
       <w:pPr>
         <w:numPr>
           <w:ilvl w:val="0"/>
-          <w:numId w:val="1039"/>
+          <w:numId w:val="1040"/>
         </w:numPr>
       </w:pPr>
       <w:r>
@@ -8415,7 +8626,7 @@
       <w:pPr>
         <w:numPr>
           <w:ilvl w:val="0"/>
-          <w:numId w:val="1039"/>
+          <w:numId w:val="1040"/>
         </w:numPr>
       </w:pPr>
       <w:r>
@@ -8464,8 +8675,8 @@
         <w:t xml:space="preserve">.</w:t>
       </w:r>
     </w:p>
-    <w:bookmarkEnd w:id="91"/>
-    <w:bookmarkStart w:id="93" w:name="completion-signals"/>
+    <w:bookmarkEnd w:id="92"/>
+    <w:bookmarkStart w:id="94" w:name="completion-signals"/>
     <w:p>
       <w:pPr>
         <w:pStyle w:val="Heading3"/>
@@ -8488,7 +8699,7 @@
         <w:t xml:space="preserve">messages:</w:t>
       </w:r>
     </w:p>
-    <w:bookmarkStart w:id="92" w:name="tab:completion-signals"/>
+    <w:bookmarkStart w:id="93" w:name="tab:completion-signals"/>
     <w:p>
       <w:pPr>
         <w:pStyle w:val="TableCaption"/>
@@ -8612,9 +8823,9 @@
         </w:tc>
       </w:tr>
     </w:tbl>
-    <w:bookmarkEnd w:id="92"/>
     <w:bookmarkEnd w:id="93"/>
-    <w:bookmarkStart w:id="94" w:name="signal-consumption-rules"/>
+    <w:bookmarkEnd w:id="94"/>
+    <w:bookmarkStart w:id="95" w:name="signal-consumption-rules"/>
     <w:p>
       <w:pPr>
         <w:pStyle w:val="Heading3"/>
@@ -8627,7 +8838,7 @@
       <w:pPr>
         <w:numPr>
           <w:ilvl w:val="0"/>
-          <w:numId w:val="1040"/>
+          <w:numId w:val="1041"/>
         </w:numPr>
       </w:pPr>
       <w:r>
@@ -8644,7 +8855,7 @@
       <w:pPr>
         <w:numPr>
           <w:ilvl w:val="0"/>
-          <w:numId w:val="1040"/>
+          <w:numId w:val="1041"/>
         </w:numPr>
       </w:pPr>
       <w:r>
@@ -8655,7 +8866,7 @@
       <w:pPr>
         <w:numPr>
           <w:ilvl w:val="0"/>
-          <w:numId w:val="1040"/>
+          <w:numId w:val="1041"/>
         </w:numPr>
       </w:pPr>
       <w:r>
@@ -8687,7 +8898,7 @@
       <w:pPr>
         <w:numPr>
           <w:ilvl w:val="0"/>
-          <w:numId w:val="1040"/>
+          <w:numId w:val="1041"/>
         </w:numPr>
       </w:pPr>
       <w:r>
@@ -8700,9 +8911,9 @@
         <w:t xml:space="preserve">trail.</w:t>
       </w:r>
     </w:p>
-    <w:bookmarkEnd w:id="94"/>
     <w:bookmarkEnd w:id="95"/>
-    <w:bookmarkStart w:id="96" w:name="swarm-sequencing"/>
+    <w:bookmarkEnd w:id="96"/>
+    <w:bookmarkStart w:id="97" w:name="swarm-sequencing"/>
     <w:p>
       <w:pPr>
         <w:pStyle w:val="Heading2"/>
@@ -8715,7 +8926,7 @@
       <w:pPr>
         <w:numPr>
           <w:ilvl w:val="0"/>
-          <w:numId w:val="1041"/>
+          <w:numId w:val="1042"/>
         </w:numPr>
       </w:pPr>
       <w:r>
@@ -8726,7 +8937,7 @@
       <w:pPr>
         <w:numPr>
           <w:ilvl w:val="0"/>
-          <w:numId w:val="1041"/>
+          <w:numId w:val="1042"/>
         </w:numPr>
       </w:pPr>
       <w:r>
@@ -8743,7 +8954,7 @@
       <w:pPr>
         <w:numPr>
           <w:ilvl w:val="0"/>
-          <w:numId w:val="1041"/>
+          <w:numId w:val="1042"/>
         </w:numPr>
       </w:pPr>
       <w:r>
@@ -8760,15 +8971,15 @@
       <w:pPr>
         <w:numPr>
           <w:ilvl w:val="0"/>
-          <w:numId w:val="1041"/>
+          <w:numId w:val="1042"/>
         </w:numPr>
       </w:pPr>
       <w:r>
         <w:t xml:space="preserve">Only then assemble and publish the PDF specifications.</w:t>
       </w:r>
     </w:p>
-    <w:bookmarkEnd w:id="96"/>
-    <w:bookmarkStart w:id="97" w:name="non-negotiable-swarm-rules"/>
+    <w:bookmarkEnd w:id="97"/>
+    <w:bookmarkStart w:id="98" w:name="non-negotiable-swarm-rules"/>
     <w:p>
       <w:pPr>
         <w:pStyle w:val="Heading2"/>
@@ -8781,7 +8992,7 @@
       <w:pPr>
         <w:numPr>
           <w:ilvl w:val="0"/>
-          <w:numId w:val="1042"/>
+          <w:numId w:val="1043"/>
         </w:numPr>
       </w:pPr>
       <w:r>
@@ -8792,7 +9003,7 @@
       <w:pPr>
         <w:numPr>
           <w:ilvl w:val="0"/>
-          <w:numId w:val="1042"/>
+          <w:numId w:val="1043"/>
         </w:numPr>
       </w:pPr>
       <w:r>
@@ -8809,7 +9020,7 @@
       <w:pPr>
         <w:numPr>
           <w:ilvl w:val="0"/>
-          <w:numId w:val="1042"/>
+          <w:numId w:val="1043"/>
         </w:numPr>
       </w:pPr>
       <w:r>
@@ -8822,9 +9033,9 @@
         <w:t xml:space="preserve">build if the live system still violates the regulations contract.</w:t>
       </w:r>
     </w:p>
-    <w:bookmarkEnd w:id="97"/>
     <w:bookmarkEnd w:id="98"/>
-    <w:bookmarkStart w:id="111" w:name="ch:validation"/>
+    <w:bookmarkEnd w:id="99"/>
+    <w:bookmarkStart w:id="112" w:name="ch:validation"/>
     <w:p>
       <w:pPr>
         <w:pStyle w:val="Heading1"/>
@@ -8833,7 +9044,7 @@
         <w:t xml:space="preserve">Validation and Acceptance</w:t>
       </w:r>
     </w:p>
-    <w:bookmarkStart w:id="99" w:name="rule-pack-validation"/>
+    <w:bookmarkStart w:id="100" w:name="rule-pack-validation"/>
     <w:p>
       <w:pPr>
         <w:pStyle w:val="Heading2"/>
@@ -8860,7 +9071,7 @@
       <w:pPr>
         <w:numPr>
           <w:ilvl w:val="0"/>
-          <w:numId w:val="1043"/>
+          <w:numId w:val="1044"/>
         </w:numPr>
       </w:pPr>
       <w:r>
@@ -8871,7 +9082,7 @@
       <w:pPr>
         <w:numPr>
           <w:ilvl w:val="0"/>
-          <w:numId w:val="1043"/>
+          <w:numId w:val="1044"/>
         </w:numPr>
       </w:pPr>
       <w:r>
@@ -8882,7 +9093,7 @@
       <w:pPr>
         <w:numPr>
           <w:ilvl w:val="0"/>
-          <w:numId w:val="1043"/>
+          <w:numId w:val="1044"/>
         </w:numPr>
       </w:pPr>
       <w:r>
@@ -8893,7 +9104,7 @@
       <w:pPr>
         <w:numPr>
           <w:ilvl w:val="0"/>
-          <w:numId w:val="1043"/>
+          <w:numId w:val="1044"/>
         </w:numPr>
       </w:pPr>
       <w:r>
@@ -8904,7 +9115,7 @@
       <w:pPr>
         <w:numPr>
           <w:ilvl w:val="0"/>
-          <w:numId w:val="1043"/>
+          <w:numId w:val="1044"/>
         </w:numPr>
       </w:pPr>
       <w:r>
@@ -8917,8 +9128,8 @@
         <w:t xml:space="preserve">operational baseline.</w:t>
       </w:r>
     </w:p>
-    <w:bookmarkEnd w:id="99"/>
-    <w:bookmarkStart w:id="100" w:name="recommended-benchmark-baseline"/>
+    <w:bookmarkEnd w:id="100"/>
+    <w:bookmarkStart w:id="101" w:name="recommended-benchmark-baseline"/>
     <w:p>
       <w:pPr>
         <w:pStyle w:val="Heading2"/>
@@ -8957,7 +9168,7 @@
       <w:pPr>
         <w:numPr>
           <w:ilvl w:val="0"/>
-          <w:numId w:val="1044"/>
+          <w:numId w:val="1045"/>
         </w:numPr>
       </w:pPr>
       <w:r>
@@ -8968,7 +9179,7 @@
       <w:pPr>
         <w:numPr>
           <w:ilvl w:val="0"/>
-          <w:numId w:val="1044"/>
+          <w:numId w:val="1045"/>
         </w:numPr>
       </w:pPr>
       <w:r>
@@ -8979,7 +9190,7 @@
       <w:pPr>
         <w:numPr>
           <w:ilvl w:val="0"/>
-          <w:numId w:val="1044"/>
+          <w:numId w:val="1045"/>
         </w:numPr>
       </w:pPr>
       <w:r>
@@ -8990,7 +9201,7 @@
       <w:pPr>
         <w:numPr>
           <w:ilvl w:val="0"/>
-          <w:numId w:val="1044"/>
+          <w:numId w:val="1045"/>
         </w:numPr>
       </w:pPr>
       <w:r>
@@ -9001,15 +9212,15 @@
       <w:pPr>
         <w:numPr>
           <w:ilvl w:val="0"/>
-          <w:numId w:val="1044"/>
+          <w:numId w:val="1045"/>
         </w:numPr>
       </w:pPr>
       <w:r>
         <w:t xml:space="preserve">operational specificity.</w:t>
       </w:r>
     </w:p>
-    <w:bookmarkEnd w:id="100"/>
-    <w:bookmarkStart w:id="103" w:name="sec:benchmark-scorecard"/>
+    <w:bookmarkEnd w:id="101"/>
+    <w:bookmarkStart w:id="104" w:name="sec:benchmark-scorecard"/>
     <w:p>
       <w:pPr>
         <w:pStyle w:val="Heading2"/>
@@ -9056,7 +9267,7 @@
         <w:t xml:space="preserve">requirement.</w:t>
       </w:r>
     </w:p>
-    <w:bookmarkStart w:id="101" w:name="scorecard-metrics"/>
+    <w:bookmarkStart w:id="102" w:name="scorecard-metrics"/>
     <w:p>
       <w:pPr>
         <w:pStyle w:val="Heading3"/>
@@ -9251,8 +9462,8 @@
         <w:br/>
       </w:r>
     </w:p>
-    <w:bookmarkEnd w:id="101"/>
-    <w:bookmarkStart w:id="102" w:name="scoring-algorithm"/>
+    <w:bookmarkEnd w:id="102"/>
+    <w:bookmarkStart w:id="103" w:name="scoring-algorithm"/>
     <w:p>
       <w:pPr>
         <w:pStyle w:val="Heading3"/>
@@ -9273,7 +9484,7 @@
       <w:pPr>
         <w:numPr>
           <w:ilvl w:val="0"/>
-          <w:numId w:val="1045"/>
+          <w:numId w:val="1046"/>
         </w:numPr>
       </w:pPr>
       <w:r>
@@ -9294,7 +9505,7 @@
       <w:pPr>
         <w:numPr>
           <w:ilvl w:val="0"/>
-          <w:numId w:val="1045"/>
+          <w:numId w:val="1046"/>
         </w:numPr>
       </w:pPr>
       <w:r>
@@ -9312,173 +9523,173 @@
       <w:pPr>
         <w:numPr>
           <w:ilvl w:val="1"/>
+          <w:numId w:val="1047"/>
+        </w:numPr>
+      </w:pPr>
+      <w:r>
+        <w:t xml:space="preserve">Count threshold expressions matching pattern</w:t>
+      </w:r>
+      <w:r>
+        <w:t xml:space="preserve"> </w:t>
+      </w:r>
+      <w:r>
+        <w:rPr>
+          <w:rStyle w:val="VerbatimChar"/>
+        </w:rPr>
+        <w:t xml:space="preserve">[&gt;&lt;=]+\s*\d+(\.\d+)?[%]?</w:t>
+      </w:r>
+      <w:r>
+        <w:t xml:space="preserve">.</w:t>
+      </w:r>
+    </w:p>
+    <w:p>
+      <w:pPr>
+        <w:numPr>
+          <w:ilvl w:val="1"/>
+          <w:numId w:val="1047"/>
+        </w:numPr>
+      </w:pPr>
+      <w:r>
+        <w:t xml:space="preserve">Count file path references matching pattern</w:t>
+      </w:r>
+      <w:r>
+        <w:t xml:space="preserve"> </w:t>
+      </w:r>
+      <w:r>
+        <w:rPr>
+          <w:rStyle w:val="VerbatimChar"/>
+        </w:rPr>
+        <w:t xml:space="preserve">src/</w:t>
+      </w:r>
+      <w:r>
+        <w:t xml:space="preserve">,</w:t>
+      </w:r>
+      <w:r>
+        <w:t xml:space="preserve"> </w:t>
+      </w:r>
+      <w:r>
+        <w:rPr>
+          <w:rStyle w:val="VerbatimChar"/>
+        </w:rPr>
+        <w:t xml:space="preserve">docs/</w:t>
+      </w:r>
+      <w:r>
+        <w:t xml:space="preserve">, or</w:t>
+      </w:r>
+      <w:r>
+        <w:t xml:space="preserve"> </w:t>
+      </w:r>
+      <w:r>
+        <w:rPr>
+          <w:rStyle w:val="VerbatimChar"/>
+        </w:rPr>
+        <w:t xml:space="preserve">tests/</w:t>
+      </w:r>
+      <w:r>
+        <w:t xml:space="preserve">.</w:t>
+      </w:r>
+    </w:p>
+    <w:p>
+      <w:pPr>
+        <w:numPr>
+          <w:ilvl w:val="1"/>
+          <w:numId w:val="1047"/>
+        </w:numPr>
+      </w:pPr>
+      <w:r>
+        <w:t xml:space="preserve">Count known issue entries in the</w:t>
+      </w:r>
+      <w:r>
+        <w:t xml:space="preserve"> </w:t>
+      </w:r>
+      <w:r>
+        <w:t xml:space="preserve">“Known Issues”</w:t>
+      </w:r>
+      <w:r>
+        <w:t xml:space="preserve"> </w:t>
+      </w:r>
+      <w:r>
+        <w:t xml:space="preserve">or</w:t>
+      </w:r>
+      <w:r>
+        <w:t xml:space="preserve"> </w:t>
+      </w:r>
+      <w:r>
+        <w:t xml:space="preserve">“Current Repo Reality”</w:t>
+      </w:r>
+      <w:r>
+        <w:t xml:space="preserve"> </w:t>
+      </w:r>
+      <w:r>
+        <w:t xml:space="preserve">section.</w:t>
+      </w:r>
+    </w:p>
+    <w:p>
+      <w:pPr>
+        <w:numPr>
+          <w:ilvl w:val="1"/>
+          <w:numId w:val="1047"/>
+        </w:numPr>
+      </w:pPr>
+      <w:r>
+        <w:t xml:space="preserve">Count schema references matching pattern</w:t>
+      </w:r>
+      <w:r>
+        <w:t xml:space="preserve"> </w:t>
+      </w:r>
+      <w:r>
+        <w:rPr>
+          <w:rStyle w:val="VerbatimChar"/>
+        </w:rPr>
+        <w:t xml:space="preserve">\.schema\.(json</w:t>
+      </w:r>
+      <w:r>
+        <w:t xml:space="preserve">yaml)|.</w:t>
+      </w:r>
+    </w:p>
+    <w:p>
+      <w:pPr>
+        <w:numPr>
+          <w:ilvl w:val="1"/>
+          <w:numId w:val="1047"/>
+        </w:numPr>
+      </w:pPr>
+      <w:r>
+        <w:t xml:space="preserve">Count test references matching pattern</w:t>
+      </w:r>
+      <w:r>
+        <w:t xml:space="preserve"> </w:t>
+      </w:r>
+      <w:r>
+        <w:rPr>
+          <w:rStyle w:val="VerbatimChar"/>
+        </w:rPr>
+        <w:t xml:space="preserve">test_.*\.py</w:t>
+      </w:r>
+      <w:r>
+        <w:t xml:space="preserve"> </w:t>
+      </w:r>
+      <w:r>
+        <w:t xml:space="preserve">or</w:t>
+      </w:r>
+      <w:r>
+        <w:t xml:space="preserve"> </w:t>
+      </w:r>
+      <w:r>
+        <w:rPr>
+          <w:rStyle w:val="VerbatimChar"/>
+        </w:rPr>
+        <w:t xml:space="preserve">make test</w:t>
+      </w:r>
+      <w:r>
+        <w:t xml:space="preserve">.</w:t>
+      </w:r>
+    </w:p>
+    <w:p>
+      <w:pPr>
+        <w:numPr>
+          <w:ilvl w:val="0"/>
           <w:numId w:val="1046"/>
-        </w:numPr>
-      </w:pPr>
-      <w:r>
-        <w:t xml:space="preserve">Count threshold expressions matching pattern</w:t>
-      </w:r>
-      <w:r>
-        <w:t xml:space="preserve"> </w:t>
-      </w:r>
-      <w:r>
-        <w:rPr>
-          <w:rStyle w:val="VerbatimChar"/>
-        </w:rPr>
-        <w:t xml:space="preserve">[&gt;&lt;=]+\s*\d+(\.\d+)?[%]?</w:t>
-      </w:r>
-      <w:r>
-        <w:t xml:space="preserve">.</w:t>
-      </w:r>
-    </w:p>
-    <w:p>
-      <w:pPr>
-        <w:numPr>
-          <w:ilvl w:val="1"/>
-          <w:numId w:val="1046"/>
-        </w:numPr>
-      </w:pPr>
-      <w:r>
-        <w:t xml:space="preserve">Count file path references matching pattern</w:t>
-      </w:r>
-      <w:r>
-        <w:t xml:space="preserve"> </w:t>
-      </w:r>
-      <w:r>
-        <w:rPr>
-          <w:rStyle w:val="VerbatimChar"/>
-        </w:rPr>
-        <w:t xml:space="preserve">src/</w:t>
-      </w:r>
-      <w:r>
-        <w:t xml:space="preserve">,</w:t>
-      </w:r>
-      <w:r>
-        <w:t xml:space="preserve"> </w:t>
-      </w:r>
-      <w:r>
-        <w:rPr>
-          <w:rStyle w:val="VerbatimChar"/>
-        </w:rPr>
-        <w:t xml:space="preserve">docs/</w:t>
-      </w:r>
-      <w:r>
-        <w:t xml:space="preserve">, or</w:t>
-      </w:r>
-      <w:r>
-        <w:t xml:space="preserve"> </w:t>
-      </w:r>
-      <w:r>
-        <w:rPr>
-          <w:rStyle w:val="VerbatimChar"/>
-        </w:rPr>
-        <w:t xml:space="preserve">tests/</w:t>
-      </w:r>
-      <w:r>
-        <w:t xml:space="preserve">.</w:t>
-      </w:r>
-    </w:p>
-    <w:p>
-      <w:pPr>
-        <w:numPr>
-          <w:ilvl w:val="1"/>
-          <w:numId w:val="1046"/>
-        </w:numPr>
-      </w:pPr>
-      <w:r>
-        <w:t xml:space="preserve">Count known issue entries in the</w:t>
-      </w:r>
-      <w:r>
-        <w:t xml:space="preserve"> </w:t>
-      </w:r>
-      <w:r>
-        <w:t xml:space="preserve">“Known Issues”</w:t>
-      </w:r>
-      <w:r>
-        <w:t xml:space="preserve"> </w:t>
-      </w:r>
-      <w:r>
-        <w:t xml:space="preserve">or</w:t>
-      </w:r>
-      <w:r>
-        <w:t xml:space="preserve"> </w:t>
-      </w:r>
-      <w:r>
-        <w:t xml:space="preserve">“Current Repo Reality”</w:t>
-      </w:r>
-      <w:r>
-        <w:t xml:space="preserve"> </w:t>
-      </w:r>
-      <w:r>
-        <w:t xml:space="preserve">section.</w:t>
-      </w:r>
-    </w:p>
-    <w:p>
-      <w:pPr>
-        <w:numPr>
-          <w:ilvl w:val="1"/>
-          <w:numId w:val="1046"/>
-        </w:numPr>
-      </w:pPr>
-      <w:r>
-        <w:t xml:space="preserve">Count schema references matching pattern</w:t>
-      </w:r>
-      <w:r>
-        <w:t xml:space="preserve"> </w:t>
-      </w:r>
-      <w:r>
-        <w:rPr>
-          <w:rStyle w:val="VerbatimChar"/>
-        </w:rPr>
-        <w:t xml:space="preserve">\.schema\.(json</w:t>
-      </w:r>
-      <w:r>
-        <w:t xml:space="preserve">yaml)|.</w:t>
-      </w:r>
-    </w:p>
-    <w:p>
-      <w:pPr>
-        <w:numPr>
-          <w:ilvl w:val="1"/>
-          <w:numId w:val="1046"/>
-        </w:numPr>
-      </w:pPr>
-      <w:r>
-        <w:t xml:space="preserve">Count test references matching pattern</w:t>
-      </w:r>
-      <w:r>
-        <w:t xml:space="preserve"> </w:t>
-      </w:r>
-      <w:r>
-        <w:rPr>
-          <w:rStyle w:val="VerbatimChar"/>
-        </w:rPr>
-        <w:t xml:space="preserve">test_.*\.py</w:t>
-      </w:r>
-      <w:r>
-        <w:t xml:space="preserve"> </w:t>
-      </w:r>
-      <w:r>
-        <w:t xml:space="preserve">or</w:t>
-      </w:r>
-      <w:r>
-        <w:t xml:space="preserve"> </w:t>
-      </w:r>
-      <w:r>
-        <w:rPr>
-          <w:rStyle w:val="VerbatimChar"/>
-        </w:rPr>
-        <w:t xml:space="preserve">make test</w:t>
-      </w:r>
-      <w:r>
-        <w:t xml:space="preserve">.</w:t>
-      </w:r>
-    </w:p>
-    <w:p>
-      <w:pPr>
-        <w:numPr>
-          <w:ilvl w:val="0"/>
-          <w:numId w:val="1045"/>
         </w:numPr>
       </w:pPr>
       <w:r>
@@ -9520,7 +9731,7 @@
       <w:pPr>
         <w:numPr>
           <w:ilvl w:val="0"/>
-          <w:numId w:val="1045"/>
+          <w:numId w:val="1046"/>
         </w:numPr>
       </w:pPr>
       <w:r>
@@ -9563,9 +9774,9 @@
         <w:t xml:space="preserve">worse than the baseline values.</w:t>
       </w:r>
     </w:p>
-    <w:bookmarkEnd w:id="102"/>
     <w:bookmarkEnd w:id="103"/>
-    <w:bookmarkStart w:id="106" w:name="the-.baseline-clinerules-pointer"/>
+    <w:bookmarkEnd w:id="104"/>
+    <w:bookmarkStart w:id="107" w:name="the-.baseline-clinerules-pointer"/>
     <w:p>
       <w:pPr>
         <w:pStyle w:val="Heading2"/>
@@ -9600,7 +9811,7 @@
         <w:t xml:space="preserve">requiring a specification update or code change to the harness.</w:t>
       </w:r>
     </w:p>
-    <w:bookmarkStart w:id="104" w:name="scorecard-output-format"/>
+    <w:bookmarkStart w:id="105" w:name="scorecard-output-format"/>
     <w:p>
       <w:pPr>
         <w:pStyle w:val="Heading3"/>
@@ -9754,8 +9965,8 @@
         <w:t xml:space="preserve">}</w:t>
       </w:r>
     </w:p>
-    <w:bookmarkEnd w:id="104"/>
-    <w:bookmarkStart w:id="105" w:name="scorecard-integration"/>
+    <w:bookmarkEnd w:id="105"/>
+    <w:bookmarkStart w:id="106" w:name="scorecard-integration"/>
     <w:p>
       <w:pPr>
         <w:pStyle w:val="Heading3"/>
@@ -9768,7 +9979,7 @@
       <w:pPr>
         <w:numPr>
           <w:ilvl w:val="0"/>
-          <w:numId w:val="1047"/>
+          <w:numId w:val="1048"/>
         </w:numPr>
       </w:pPr>
       <w:r>
@@ -9785,7 +9996,7 @@
       <w:pPr>
         <w:numPr>
           <w:ilvl w:val="0"/>
-          <w:numId w:val="1047"/>
+          <w:numId w:val="1048"/>
         </w:numPr>
       </w:pPr>
       <w:r>
@@ -9802,7 +10013,7 @@
       <w:pPr>
         <w:numPr>
           <w:ilvl w:val="0"/>
-          <w:numId w:val="1047"/>
+          <w:numId w:val="1048"/>
         </w:numPr>
       </w:pPr>
       <w:r>
@@ -9829,9 +10040,9 @@
         <w:t xml:space="preserve">).</w:t>
       </w:r>
     </w:p>
-    <w:bookmarkEnd w:id="105"/>
     <w:bookmarkEnd w:id="106"/>
-    <w:bookmarkStart w:id="108" w:name="acceptance-commands"/>
+    <w:bookmarkEnd w:id="107"/>
+    <w:bookmarkStart w:id="109" w:name="acceptance-commands"/>
     <w:p>
       <w:pPr>
         <w:pStyle w:val="Heading2"/>
@@ -9840,7 +10051,7 @@
         <w:t xml:space="preserve">Acceptance commands</w:t>
       </w:r>
     </w:p>
-    <w:bookmarkStart w:id="107" w:name="tab:acceptance"/>
+    <w:bookmarkStart w:id="108" w:name="tab:acceptance"/>
     <w:p>
       <w:pPr>
         <w:pStyle w:val="TableCaption"/>
@@ -10049,9 +10260,9 @@
         </w:tc>
       </w:tr>
     </w:tbl>
-    <w:bookmarkEnd w:id="107"/>
     <w:bookmarkEnd w:id="108"/>
-    <w:bookmarkStart w:id="109" w:name="publication-criteria"/>
+    <w:bookmarkEnd w:id="109"/>
+    <w:bookmarkStart w:id="110" w:name="publication-criteria"/>
     <w:p>
       <w:pPr>
         <w:pStyle w:val="Heading2"/>
@@ -10072,7 +10283,7 @@
       <w:pPr>
         <w:numPr>
           <w:ilvl w:val="0"/>
-          <w:numId w:val="1048"/>
+          <w:numId w:val="1049"/>
         </w:numPr>
       </w:pPr>
       <w:r>
@@ -10083,7 +10294,7 @@
       <w:pPr>
         <w:numPr>
           <w:ilvl w:val="0"/>
-          <w:numId w:val="1048"/>
+          <w:numId w:val="1049"/>
         </w:numPr>
       </w:pPr>
       <w:r>
@@ -10094,7 +10305,7 @@
       <w:pPr>
         <w:numPr>
           <w:ilvl w:val="0"/>
-          <w:numId w:val="1048"/>
+          <w:numId w:val="1049"/>
         </w:numPr>
       </w:pPr>
       <w:r>
@@ -10105,7 +10316,7 @@
       <w:pPr>
         <w:numPr>
           <w:ilvl w:val="0"/>
-          <w:numId w:val="1048"/>
+          <w:numId w:val="1049"/>
         </w:numPr>
       </w:pPr>
       <w:r>
@@ -10116,7 +10327,7 @@
       <w:pPr>
         <w:numPr>
           <w:ilvl w:val="0"/>
-          <w:numId w:val="1048"/>
+          <w:numId w:val="1049"/>
         </w:numPr>
       </w:pPr>
       <w:r>
@@ -10129,8 +10340,8 @@
         <w:t xml:space="preserve">expected to run live.</w:t>
       </w:r>
     </w:p>
-    <w:bookmarkEnd w:id="109"/>
-    <w:bookmarkStart w:id="110" w:name="failure-conditions"/>
+    <w:bookmarkEnd w:id="110"/>
+    <w:bookmarkStart w:id="111" w:name="failure-conditions"/>
     <w:p>
       <w:pPr>
         <w:pStyle w:val="Heading2"/>
@@ -10143,7 +10354,7 @@
       <w:pPr>
         <w:numPr>
           <w:ilvl w:val="0"/>
-          <w:numId w:val="1049"/>
+          <w:numId w:val="1050"/>
         </w:numPr>
       </w:pPr>
       <w:r>
@@ -10154,7 +10365,7 @@
       <w:pPr>
         <w:numPr>
           <w:ilvl w:val="0"/>
-          <w:numId w:val="1049"/>
+          <w:numId w:val="1050"/>
         </w:numPr>
       </w:pPr>
       <w:r>
@@ -10171,7 +10382,7 @@
       <w:pPr>
         <w:numPr>
           <w:ilvl w:val="0"/>
-          <w:numId w:val="1049"/>
+          <w:numId w:val="1050"/>
         </w:numPr>
       </w:pPr>
       <w:r>
@@ -10182,16 +10393,16 @@
       <w:pPr>
         <w:numPr>
           <w:ilvl w:val="0"/>
-          <w:numId w:val="1049"/>
+          <w:numId w:val="1050"/>
         </w:numPr>
       </w:pPr>
       <w:r>
         <w:t xml:space="preserve">PDF build succeeds but the supporting rule-pack harness fails.</w:t>
       </w:r>
     </w:p>
-    <w:bookmarkEnd w:id="110"/>
     <w:bookmarkEnd w:id="111"/>
-    <w:bookmarkStart w:id="118" w:name="ch:references"/>
+    <w:bookmarkEnd w:id="112"/>
+    <w:bookmarkStart w:id="119" w:name="ch:references"/>
     <w:p>
       <w:pPr>
         <w:pStyle w:val="Heading1"/>
@@ -10200,7 +10411,7 @@
         <w:t xml:space="preserve">References</w:t>
       </w:r>
     </w:p>
-    <w:bookmarkStart w:id="112" w:name="normative-references"/>
+    <w:bookmarkStart w:id="113" w:name="normative-references"/>
     <w:p>
       <w:pPr>
         <w:pStyle w:val="Heading2"/>
@@ -10209,8 +10420,8 @@
         <w:t xml:space="preserve">Normative references</w:t>
       </w:r>
     </w:p>
-    <w:bookmarkEnd w:id="112"/>
-    <w:bookmarkStart w:id="113" w:name="schema-references"/>
+    <w:bookmarkEnd w:id="113"/>
+    <w:bookmarkStart w:id="114" w:name="schema-references"/>
     <w:p>
       <w:pPr>
         <w:pStyle w:val="Heading2"/>
@@ -10219,8 +10430,8 @@
         <w:t xml:space="preserve">Schema references</w:t>
       </w:r>
     </w:p>
-    <w:bookmarkEnd w:id="113"/>
-    <w:bookmarkStart w:id="114" w:name="repository-rule-pack-references"/>
+    <w:bookmarkEnd w:id="114"/>
+    <w:bookmarkStart w:id="115" w:name="repository-rule-pack-references"/>
     <w:p>
       <w:pPr>
         <w:pStyle w:val="Heading2"/>
@@ -10229,8 +10440,8 @@
         <w:t xml:space="preserve">Repository rule-pack references</w:t>
       </w:r>
     </w:p>
-    <w:bookmarkEnd w:id="114"/>
-    <w:bookmarkStart w:id="116" w:name="sec:version-history"/>
+    <w:bookmarkEnd w:id="115"/>
+    <w:bookmarkStart w:id="117" w:name="sec:version-history"/>
     <w:p>
       <w:pPr>
         <w:pStyle w:val="Heading2"/>
@@ -10239,7 +10450,7 @@
         <w:t xml:space="preserve">Version history</w:t>
       </w:r>
     </w:p>
-    <w:bookmarkStart w:id="115" w:name="tab:version-history"/>
+    <w:bookmarkStart w:id="116" w:name="tab:version-history"/>
     <w:p>
       <w:pPr>
         <w:pStyle w:val="TableCaption"/>
@@ -10497,9 +10708,9 @@
         </w:tc>
       </w:tr>
     </w:tbl>
-    <w:bookmarkEnd w:id="115"/>
     <w:bookmarkEnd w:id="116"/>
-    <w:bookmarkStart w:id="117" w:name="cross-references-to-other-specifications"/>
+    <w:bookmarkEnd w:id="117"/>
+    <w:bookmarkStart w:id="118" w:name="cross-references-to-other-specifications"/>
     <w:p>
       <w:pPr>
         <w:pStyle w:val="Heading2"/>
@@ -10520,7 +10731,7 @@
       <w:pPr>
         <w:numPr>
           <w:ilvl w:val="0"/>
-          <w:numId w:val="1053"/>
+          <w:numId w:val="1054"/>
         </w:numPr>
       </w:pPr>
       <w:r>
@@ -10541,7 +10752,7 @@
       <w:pPr>
         <w:numPr>
           <w:ilvl w:val="0"/>
-          <w:numId w:val="1053"/>
+          <w:numId w:val="1054"/>
         </w:numPr>
       </w:pPr>
       <w:r>
@@ -10562,7 +10773,7 @@
       <w:pPr>
         <w:numPr>
           <w:ilvl w:val="0"/>
-          <w:numId w:val="1053"/>
+          <w:numId w:val="1054"/>
         </w:numPr>
       </w:pPr>
       <w:r>
@@ -10583,7 +10794,7 @@
       <w:pPr>
         <w:numPr>
           <w:ilvl w:val="0"/>
-          <w:numId w:val="1053"/>
+          <w:numId w:val="1054"/>
         </w:numPr>
       </w:pPr>
       <w:r>
@@ -10600,8 +10811,8 @@
         <w:t xml:space="preserve">(): May adopt the swarm delivery model for its governance needs.</w:t>
       </w:r>
     </w:p>
-    <w:bookmarkEnd w:id="117"/>
     <w:bookmarkEnd w:id="118"/>
+    <w:bookmarkEnd w:id="119"/>
     <w:sectPr>
       <w:footnotePr>
         <w:numRestart w:val="eachSect"/>
@@ -11213,6 +11424,9 @@
     <w:abstractNumId w:val="991"/>
   </w:num>
   <w:num w:numId="1032">
+    <w:abstractNumId w:val="991"/>
+  </w:num>
+  <w:num w:numId="1033">
     <w:abstractNumId w:val="99201"/>
     <w:lvlOverride w:ilvl="0">
       <w:startOverride w:val="1"/>
@@ -11242,38 +11456,8 @@
       <w:startOverride w:val="1"/>
     </w:lvlOverride>
   </w:num>
-  <w:num w:numId="1033">
+  <w:num w:numId="1034">
     <w:abstractNumId w:val="991"/>
-  </w:num>
-  <w:num w:numId="1034">
-    <w:abstractNumId w:val="99201"/>
-    <w:lvlOverride w:ilvl="0">
-      <w:startOverride w:val="1"/>
-    </w:lvlOverride>
-    <w:lvlOverride w:ilvl="1">
-      <w:startOverride w:val="1"/>
-    </w:lvlOverride>
-    <w:lvlOverride w:ilvl="2">
-      <w:startOverride w:val="1"/>
-    </w:lvlOverride>
-    <w:lvlOverride w:ilvl="3">
-      <w:startOverride w:val="1"/>
-    </w:lvlOverride>
-    <w:lvlOverride w:ilvl="4">
-      <w:startOverride w:val="1"/>
-    </w:lvlOverride>
-    <w:lvlOverride w:ilvl="5">
-      <w:startOverride w:val="1"/>
-    </w:lvlOverride>
-    <w:lvlOverride w:ilvl="6">
-      <w:startOverride w:val="1"/>
-    </w:lvlOverride>
-    <w:lvlOverride w:ilvl="7">
-      <w:startOverride w:val="1"/>
-    </w:lvlOverride>
-    <w:lvlOverride w:ilvl="8">
-      <w:startOverride w:val="1"/>
-    </w:lvlOverride>
   </w:num>
   <w:num w:numId="1035">
     <w:abstractNumId w:val="99201"/>
@@ -11306,7 +11490,34 @@
     </w:lvlOverride>
   </w:num>
   <w:num w:numId="1036">
-    <w:abstractNumId w:val="991"/>
+    <w:abstractNumId w:val="99201"/>
+    <w:lvlOverride w:ilvl="0">
+      <w:startOverride w:val="1"/>
+    </w:lvlOverride>
+    <w:lvlOverride w:ilvl="1">
+      <w:startOverride w:val="1"/>
+    </w:lvlOverride>
+    <w:lvlOverride w:ilvl="2">
+      <w:startOverride w:val="1"/>
+    </w:lvlOverride>
+    <w:lvlOverride w:ilvl="3">
+      <w:startOverride w:val="1"/>
+    </w:lvlOverride>
+    <w:lvlOverride w:ilvl="4">
+      <w:startOverride w:val="1"/>
+    </w:lvlOverride>
+    <w:lvlOverride w:ilvl="5">
+      <w:startOverride w:val="1"/>
+    </w:lvlOverride>
+    <w:lvlOverride w:ilvl="6">
+      <w:startOverride w:val="1"/>
+    </w:lvlOverride>
+    <w:lvlOverride w:ilvl="7">
+      <w:startOverride w:val="1"/>
+    </w:lvlOverride>
+    <w:lvlOverride w:ilvl="8">
+      <w:startOverride w:val="1"/>
+    </w:lvlOverride>
   </w:num>
   <w:num w:numId="1037">
     <w:abstractNumId w:val="991"/>
@@ -11318,34 +11529,7 @@
     <w:abstractNumId w:val="991"/>
   </w:num>
   <w:num w:numId="1040">
-    <w:abstractNumId w:val="99201"/>
-    <w:lvlOverride w:ilvl="0">
-      <w:startOverride w:val="1"/>
-    </w:lvlOverride>
-    <w:lvlOverride w:ilvl="1">
-      <w:startOverride w:val="1"/>
-    </w:lvlOverride>
-    <w:lvlOverride w:ilvl="2">
-      <w:startOverride w:val="1"/>
-    </w:lvlOverride>
-    <w:lvlOverride w:ilvl="3">
-      <w:startOverride w:val="1"/>
-    </w:lvlOverride>
-    <w:lvlOverride w:ilvl="4">
-      <w:startOverride w:val="1"/>
-    </w:lvlOverride>
-    <w:lvlOverride w:ilvl="5">
-      <w:startOverride w:val="1"/>
-    </w:lvlOverride>
-    <w:lvlOverride w:ilvl="6">
-      <w:startOverride w:val="1"/>
-    </w:lvlOverride>
-    <w:lvlOverride w:ilvl="7">
-      <w:startOverride w:val="1"/>
-    </w:lvlOverride>
-    <w:lvlOverride w:ilvl="8">
-      <w:startOverride w:val="1"/>
-    </w:lvlOverride>
+    <w:abstractNumId w:val="991"/>
   </w:num>
   <w:num w:numId="1041">
     <w:abstractNumId w:val="99201"/>
@@ -11378,7 +11562,34 @@
     </w:lvlOverride>
   </w:num>
   <w:num w:numId="1042">
-    <w:abstractNumId w:val="991"/>
+    <w:abstractNumId w:val="99201"/>
+    <w:lvlOverride w:ilvl="0">
+      <w:startOverride w:val="1"/>
+    </w:lvlOverride>
+    <w:lvlOverride w:ilvl="1">
+      <w:startOverride w:val="1"/>
+    </w:lvlOverride>
+    <w:lvlOverride w:ilvl="2">
+      <w:startOverride w:val="1"/>
+    </w:lvlOverride>
+    <w:lvlOverride w:ilvl="3">
+      <w:startOverride w:val="1"/>
+    </w:lvlOverride>
+    <w:lvlOverride w:ilvl="4">
+      <w:startOverride w:val="1"/>
+    </w:lvlOverride>
+    <w:lvlOverride w:ilvl="5">
+      <w:startOverride w:val="1"/>
+    </w:lvlOverride>
+    <w:lvlOverride w:ilvl="6">
+      <w:startOverride w:val="1"/>
+    </w:lvlOverride>
+    <w:lvlOverride w:ilvl="7">
+      <w:startOverride w:val="1"/>
+    </w:lvlOverride>
+    <w:lvlOverride w:ilvl="8">
+      <w:startOverride w:val="1"/>
+    </w:lvlOverride>
   </w:num>
   <w:num w:numId="1043">
     <w:abstractNumId w:val="991"/>
@@ -11387,6 +11598,9 @@
     <w:abstractNumId w:val="991"/>
   </w:num>
   <w:num w:numId="1045">
+    <w:abstractNumId w:val="991"/>
+  </w:num>
+  <w:num w:numId="1046">
     <w:abstractNumId w:val="99201"/>
     <w:lvlOverride w:ilvl="0">
       <w:startOverride w:val="1"/>
@@ -11415,14 +11629,14 @@
     <w:lvlOverride w:ilvl="8">
       <w:startOverride w:val="1"/>
     </w:lvlOverride>
-  </w:num>
-  <w:num w:numId="1046">
-    <w:abstractNumId w:val="991"/>
   </w:num>
   <w:num w:numId="1047">
     <w:abstractNumId w:val="991"/>
   </w:num>
   <w:num w:numId="1048">
+    <w:abstractNumId w:val="991"/>
+  </w:num>
+  <w:num w:numId="1049">
     <w:abstractNumId w:val="99201"/>
     <w:lvlOverride w:ilvl="0">
       <w:startOverride w:val="1"/>
@@ -11451,9 +11665,6 @@
     <w:lvlOverride w:ilvl="8">
       <w:startOverride w:val="1"/>
     </w:lvlOverride>
-  </w:num>
-  <w:num w:numId="1049">
-    <w:abstractNumId w:val="991"/>
   </w:num>
   <w:num w:numId="1050">
     <w:abstractNumId w:val="991"/>
@@ -11465,6 +11676,9 @@
     <w:abstractNumId w:val="991"/>
   </w:num>
   <w:num w:numId="1053">
+    <w:abstractNumId w:val="991"/>
+  </w:num>
+  <w:num w:numId="1054">
     <w:abstractNumId w:val="991"/>
   </w:num>
 </w:numbering>
